--- a/public/downloads/minutes-meeting-11-07-2026-FULL-TRANSCRIPT.docx
+++ b/public/downloads/minutes-meeting-11-07-2026-FULL-TRANSCRIPT.docx
@@ -322,49 +322,17 @@
           <w:color w:val="8B2E2E"/>
           <w:sz w:val="26"/>
         </w:rPr>
-        <w:t>Page 1 of 3</w:t>
+        <w:t>BEFORE THE ARBITRAL TRIBUNAL COMPRISING OF THE SOLE ARBITRATOR SENIOR ADV. NITIN SARDESSAI AT PANAJI – GOA</w:t>
       </w:r>
     </w:p>
     <w:p>
       <w:r>
         <w:rPr>
           <w:rFonts w:ascii="Times New Roman" w:hAnsi="Times New Roman" w:eastAsia="Times New Roman"/>
-          <w:b w:val="0"/>
+          <w:b/>
           <w:i w:val="0"/>
-          <w:sz w:val="22"/>
-        </w:rPr>
-        <w:t>BEFORE THE ARBITRAL TRIBUNAL COMPRISING OF</w:t>
-      </w:r>
-    </w:p>
-    <w:p>
-      <w:r>
-        <w:rPr>
-          <w:rFonts w:ascii="Times New Roman" w:hAnsi="Times New Roman" w:eastAsia="Times New Roman"/>
-          <w:b w:val="0"/>
-          <w:i w:val="0"/>
-          <w:sz w:val="22"/>
-        </w:rPr>
-        <w:t xml:space="preserve">        THE SOLE ARBITRATOR SENIOR ADV. NITIN</w:t>
-      </w:r>
-    </w:p>
-    <w:p>
-      <w:r>
-        <w:rPr>
-          <w:rFonts w:ascii="Times New Roman" w:hAnsi="Times New Roman" w:eastAsia="Times New Roman"/>
-          <w:b w:val="0"/>
-          <w:i w:val="0"/>
-          <w:sz w:val="22"/>
-        </w:rPr>
-        <w:t xml:space="preserve">                 SARDESSAI AT PANAJI – GOA</w:t>
-      </w:r>
-    </w:p>
-    <w:p>
-      <w:r>
-        <w:rPr>
-          <w:rFonts w:ascii="Times New Roman" w:hAnsi="Times New Roman" w:eastAsia="Times New Roman"/>
-          <w:b w:val="0"/>
-          <w:i w:val="0"/>
-          <w:sz w:val="22"/>
+          <w:color w:val="8B2E2E"/>
+          <w:sz w:val="26"/>
         </w:rPr>
         <w:t>IN THE MATTER OF:</w:t>
       </w:r>
@@ -377,7 +345,7 @@
           <w:i w:val="0"/>
           <w:sz w:val="22"/>
         </w:rPr>
-        <w:t>VIKRAM SHAH                                        … Claimant</w:t>
+        <w:t>VIKRAM SHAH</w:t>
       </w:r>
     </w:p>
     <w:p>
@@ -388,7 +356,7 @@
           <w:i w:val="0"/>
           <w:sz w:val="22"/>
         </w:rPr>
-        <w:t xml:space="preserve">         V/s.</w:t>
+        <w:t>… Claimant</w:t>
       </w:r>
     </w:p>
     <w:p>
@@ -399,7 +367,7 @@
           <w:i w:val="0"/>
           <w:sz w:val="22"/>
         </w:rPr>
-        <w:t>RIVA TRINDADE &amp; 3 Ors.                             … Respondent</w:t>
+        <w:t>V/s.</w:t>
       </w:r>
     </w:p>
     <w:p>
@@ -410,7 +378,7 @@
           <w:i w:val="0"/>
           <w:sz w:val="22"/>
         </w:rPr>
-        <w:t xml:space="preserve"> MINUTES OF PROCEEDINGS DATED 11th JULY 2026 AT 11.00 AM</w:t>
+        <w:t>RIVA TRINDADE &amp; 3 Ors.</w:t>
       </w:r>
     </w:p>
     <w:p>
@@ -421,7 +389,19 @@
           <w:i w:val="0"/>
           <w:sz w:val="22"/>
         </w:rPr>
-        <w:t>1.   The Claimant Shri. Vikram Shah present via video conference.</w:t>
+        <w:t>… Respondent</w:t>
+      </w:r>
+    </w:p>
+    <w:p>
+      <w:r>
+        <w:rPr>
+          <w:rFonts w:ascii="Times New Roman" w:hAnsi="Times New Roman" w:eastAsia="Times New Roman"/>
+          <w:b/>
+          <w:i w:val="0"/>
+          <w:color w:val="8B2E2E"/>
+          <w:sz w:val="26"/>
+        </w:rPr>
+        <w:t>MINUTES OF PROCEEDINGS DATED 11&lt;sup&gt;th&lt;/sup&gt; JULY 2026 AT 11.00 AM</w:t>
       </w:r>
     </w:p>
     <w:p>
@@ -432,7 +412,7 @@
           <w:i w:val="0"/>
           <w:sz w:val="22"/>
         </w:rPr>
-        <w:t xml:space="preserve">     Adv. Jatin Ramaiya present for Respondent No. 1, 2 &amp; 3 via video</w:t>
+        <w:t>1. The Claimant Shri. Vikram Shah present via video conference.</w:t>
       </w:r>
     </w:p>
     <w:p>
@@ -443,7 +423,7 @@
           <w:i w:val="0"/>
           <w:sz w:val="22"/>
         </w:rPr>
-        <w:t xml:space="preserve">     conference. Adv. S. Kamat physically present for Respondent No.</w:t>
+        <w:t>Adv. Jatin Ramaiya present for Respondent No. 1, 2 &amp; 3 via video</w:t>
       </w:r>
     </w:p>
     <w:p>
@@ -454,7 +434,7 @@
           <w:i w:val="0"/>
           <w:sz w:val="22"/>
         </w:rPr>
-        <w:t xml:space="preserve">     4. Adv. Kotwal along Respondent No. 4, Mr. Sadarangani present</w:t>
+        <w:t>conference. Adv. S. Kamat physically present for Respondent No.</w:t>
       </w:r>
     </w:p>
     <w:p>
@@ -465,7 +445,7 @@
           <w:i w:val="0"/>
           <w:sz w:val="22"/>
         </w:rPr>
-        <w:t xml:space="preserve">     via video conference.</w:t>
+        <w:t>4. Adv. Kotwal along Respondent No. 4, Mr. Sadarangani present</w:t>
       </w:r>
     </w:p>
     <w:p>
@@ -476,7 +456,7 @@
           <w:i w:val="0"/>
           <w:sz w:val="22"/>
         </w:rPr>
-        <w:t>2.   The Tribunal received an email from Adv. Ramaiyya on behalf of</w:t>
+        <w:t>via video conference.</w:t>
       </w:r>
     </w:p>
     <w:p>
@@ -487,7 +467,7 @@
           <w:i w:val="0"/>
           <w:sz w:val="22"/>
         </w:rPr>
-        <w:t xml:space="preserve">     Respondent No. 1, 2 &amp; 3 seeking 3 weeks time as he received the</w:t>
+        <w:t>2. The Tribunal received an email from Adv. Ramaiyya on behalf of</w:t>
       </w:r>
     </w:p>
     <w:p>
@@ -498,7 +478,7 @@
           <w:i w:val="0"/>
           <w:sz w:val="22"/>
         </w:rPr>
-        <w:t xml:space="preserve">     reply to his applications for additional documents, application for</w:t>
+        <w:t>Respondent No. 1, 2 &amp; 3 seeking 3 weeks time as he received the</w:t>
       </w:r>
     </w:p>
     <w:p>
@@ -509,7 +489,7 @@
           <w:i w:val="0"/>
           <w:sz w:val="22"/>
         </w:rPr>
-        <w:t xml:space="preserve">     additional reply and application for amendment just a day prior to</w:t>
+        <w:t>reply to his applications for additional documents, application for</w:t>
       </w:r>
     </w:p>
     <w:p>
@@ -520,7 +500,7 @@
           <w:i w:val="0"/>
           <w:sz w:val="22"/>
         </w:rPr>
-        <w:t xml:space="preserve">     the hearing. The request seeking time was objected to by Adv.</w:t>
+        <w:t>additional reply and application for amendment just a day prior to</w:t>
       </w:r>
     </w:p>
     <w:p>
@@ -531,20 +511,7 @@
           <w:i w:val="0"/>
           <w:sz w:val="22"/>
         </w:rPr>
-        <w:t xml:space="preserve">     Kotwal on behalf of Respondent No. 4. Since there is no dispute</w:t>
-      </w:r>
-    </w:p>
-    <w:p/>
-    <w:p>
-      <w:r>
-        <w:rPr>
-          <w:rFonts w:ascii="Times New Roman" w:hAnsi="Times New Roman" w:eastAsia="Times New Roman"/>
-          <w:b/>
-          <w:i w:val="0"/>
-          <w:color w:val="8B2E2E"/>
-          <w:sz w:val="26"/>
-        </w:rPr>
-        <w:t>Page 2 of 3</w:t>
+        <w:t>the hearing.  The request seeking time was objected to by Adv.</w:t>
       </w:r>
     </w:p>
     <w:p>
@@ -555,7 +522,7 @@
           <w:i w:val="0"/>
           <w:sz w:val="22"/>
         </w:rPr>
-        <w:t>that the reply was served on Respondents 1, 2 &amp; 3 just a day prior</w:t>
+        <w:t>Kotwal on behalf of Respondent No. 4. Since there is no dispute that the reply was served on Respondents 1, 2 &amp; 3 just a day prior</w:t>
       </w:r>
     </w:p>
     <w:p>
@@ -566,7 +533,7 @@
           <w:i w:val="0"/>
           <w:sz w:val="22"/>
         </w:rPr>
-        <w:t xml:space="preserve">     to the hearing, the Tribunal deems it fit to adjourn the matter. In</w:t>
+        <w:t>to the hearing, the Tribunal deems it fit to adjourn the matter. In</w:t>
       </w:r>
     </w:p>
     <w:p>
@@ -577,7 +544,7 @@
           <w:i w:val="0"/>
           <w:sz w:val="22"/>
         </w:rPr>
-        <w:t xml:space="preserve">     view of the objection raised by Respondent No. 4 through his</w:t>
+        <w:t>view of the objection  raised by Respondent No. 4 through his</w:t>
       </w:r>
     </w:p>
     <w:p>
@@ -588,7 +555,7 @@
           <w:i w:val="0"/>
           <w:sz w:val="22"/>
         </w:rPr>
-        <w:t xml:space="preserve">     advocate, adjournment granted for 10 days.</w:t>
+        <w:t>advocate, adjournment granted for 10 days.</w:t>
       </w:r>
     </w:p>
     <w:p>
@@ -599,7 +566,7 @@
           <w:i w:val="0"/>
           <w:sz w:val="22"/>
         </w:rPr>
-        <w:t>3.   Adv. Kotwal states that there is an error in the reply that he filed</w:t>
+        <w:t>3. Adv. Kotwal states that there is an error in the reply that he filed</w:t>
       </w:r>
     </w:p>
     <w:p>
@@ -610,7 +577,7 @@
           <w:i w:val="0"/>
           <w:sz w:val="22"/>
         </w:rPr>
-        <w:t xml:space="preserve">     to the Application for Additional Documents and craves leave to</w:t>
+        <w:t>to the Application for Additional Documents and craves leave to</w:t>
       </w:r>
     </w:p>
     <w:p>
@@ -621,7 +588,7 @@
           <w:i w:val="0"/>
           <w:sz w:val="22"/>
         </w:rPr>
-        <w:t xml:space="preserve">     withdraw the same with liberty to file afresh. The other parties do</w:t>
+        <w:t>withdraw the same with liberty to file afresh. The other parties do</w:t>
       </w:r>
     </w:p>
     <w:p>
@@ -632,7 +599,7 @@
           <w:i w:val="0"/>
           <w:sz w:val="22"/>
         </w:rPr>
-        <w:t xml:space="preserve">     not object to the same, thus the request to withdraw reply and file</w:t>
+        <w:t>not object to the same, thus the request to withdraw reply and file</w:t>
       </w:r>
     </w:p>
     <w:p>
@@ -643,7 +610,7 @@
           <w:i w:val="0"/>
           <w:sz w:val="22"/>
         </w:rPr>
-        <w:t xml:space="preserve">     afresh is grated to the Respondent No. 4.</w:t>
+        <w:t>afresh is grated to the Respondent No. 4.</w:t>
       </w:r>
     </w:p>
     <w:p>
@@ -654,7 +621,7 @@
           <w:i w:val="0"/>
           <w:sz w:val="22"/>
         </w:rPr>
-        <w:t>4.   Time is accordingly granted, replies/ rejoinders if any are to be</w:t>
+        <w:t>4. Time is accordingly granted, replies/  rejoinders if any are to be</w:t>
       </w:r>
     </w:p>
     <w:p>
@@ -665,7 +632,7 @@
           <w:i w:val="0"/>
           <w:sz w:val="22"/>
         </w:rPr>
-        <w:t xml:space="preserve">     exchanged between the parties 1 week prior to the next date of</w:t>
+        <w:t>exchanged between the parties  1 week prior to the next date of</w:t>
       </w:r>
     </w:p>
     <w:p>
@@ -676,7 +643,7 @@
           <w:i w:val="0"/>
           <w:sz w:val="22"/>
         </w:rPr>
-        <w:t xml:space="preserve">     hearing. Respondent No. 4 is directed to file the reply by 14.07.2026</w:t>
+        <w:t>hearing. Respondent No. 4 is directed to file the reply by 14.07.2026</w:t>
       </w:r>
     </w:p>
     <w:p>
@@ -687,7 +654,7 @@
           <w:i w:val="0"/>
           <w:sz w:val="22"/>
         </w:rPr>
-        <w:t xml:space="preserve">     &amp; serve copies to the other parties.</w:t>
+        <w:t>&amp; serve copies to the other parties.</w:t>
       </w:r>
     </w:p>
     <w:p>
@@ -698,7 +665,7 @@
           <w:i w:val="0"/>
           <w:sz w:val="22"/>
         </w:rPr>
-        <w:t>5.   With the consent of all the parties, matter fixed on 21.07.2026 at</w:t>
+        <w:t>5. With the consent of all the parties, matter fixed on  21.07.2026 at</w:t>
       </w:r>
     </w:p>
     <w:p>
@@ -709,7 +676,7 @@
           <w:i w:val="0"/>
           <w:sz w:val="22"/>
         </w:rPr>
-        <w:t xml:space="preserve">     05.30 PM for arguments on all the 3 applications as filled by</w:t>
+        <w:t>05.30 PM for arguments on all the 3 applications as filled by</w:t>
       </w:r>
     </w:p>
     <w:p>
@@ -720,7 +687,7 @@
           <w:i w:val="0"/>
           <w:sz w:val="22"/>
         </w:rPr>
-        <w:t xml:space="preserve">     Respondent No. 1, 2 &amp; 3.</w:t>
+        <w:t>Respondent No. 1, 2 &amp; 3.</w:t>
       </w:r>
     </w:p>
     <w:p>
@@ -731,20 +698,7 @@
           <w:i w:val="0"/>
           <w:sz w:val="22"/>
         </w:rPr>
-        <w:t>6.   Stand over to 21.07.2026 at 05.30 at the same seat and venue.</w:t>
-      </w:r>
-    </w:p>
-    <w:p/>
-    <w:p>
-      <w:r>
-        <w:rPr>
-          <w:rFonts w:ascii="Times New Roman" w:hAnsi="Times New Roman" w:eastAsia="Times New Roman"/>
-          <w:b/>
-          <w:i w:val="0"/>
-          <w:color w:val="8B2E2E"/>
-          <w:sz w:val="26"/>
-        </w:rPr>
-        <w:t>Page 3 of 3</w:t>
+        <w:t>6. Stand over to 21.07.2026 at 05.30 at the same seat and venue.</w:t>
       </w:r>
     </w:p>
     <w:p>
@@ -755,7 +709,19 @@
           <w:i w:val="0"/>
           <w:sz w:val="22"/>
         </w:rPr>
-        <w:t>Place: Panaji – Goa   Sr. Adv. Nitin Sardessai</w:t>
+        <w:t>M.Rodriguez</w:t>
+      </w:r>
+    </w:p>
+    <w:p/>
+    <w:p>
+      <w:r>
+        <w:rPr>
+          <w:rFonts w:ascii="Times New Roman" w:hAnsi="Times New Roman" w:eastAsia="Times New Roman"/>
+          <w:b w:val="0"/>
+          <w:i w:val="0"/>
+          <w:sz w:val="22"/>
+        </w:rPr>
+        <w:t>Place: Panaji – Goa</w:t>
       </w:r>
     </w:p>
     <w:p>
@@ -766,10 +732,31 @@
           <w:i w:val="0"/>
           <w:sz w:val="22"/>
         </w:rPr>
-        <w:t>Date: 11.07.2026           Sole Arbitrator</w:t>
+        <w:t>Date: 11.07.2026</w:t>
       </w:r>
     </w:p>
-    <w:p/>
+    <w:p>
+      <w:r>
+        <w:rPr>
+          <w:rFonts w:ascii="Times New Roman" w:hAnsi="Times New Roman" w:eastAsia="Times New Roman"/>
+          <w:b w:val="0"/>
+          <w:i w:val="0"/>
+          <w:sz w:val="22"/>
+        </w:rPr>
+        <w:t>Sr. Adv. Nitin Sardessai</w:t>
+      </w:r>
+    </w:p>
+    <w:p>
+      <w:r>
+        <w:rPr>
+          <w:rFonts w:ascii="Times New Roman" w:hAnsi="Times New Roman" w:eastAsia="Times New Roman"/>
+          <w:b w:val="0"/>
+          <w:i w:val="0"/>
+          <w:sz w:val="22"/>
+        </w:rPr>
+        <w:t>Sole Arbitrator</w:t>
+      </w:r>
+    </w:p>
     <w:sectPr>
       <w:headerReference w:type="default" r:id="rId9"/>
       <w:footerReference w:type="default" r:id="rId10"/>
